--- a/Dokumente_lead/final/case_studies/CASE_STUDY_KI_AUTOMATISIERUNG_NUROVELLE_FINAL.docx
+++ b/Dokumente_lead/final/case_studies/CASE_STUDY_KI_AUTOMATISIERUNG_NUROVELLE_FINAL.docx
@@ -70,7 +70,7 @@
                 <w:color w:val="F5F2EA"/>
                 <w:sz w:val="22"/>
               </w:rPr>
-              <w:t>Drei modellhafte Szenarien aus dem Mittelstand</w:t>
+              <w:t>Drei anonymisierte Szenarien aus dem Mittelstand</w:t>
             </w:r>
           </w:p>
           <w:p>
@@ -4323,7 +4323,7 @@
         <w:pStyle w:val="Tabellenbeschriftung"/>
       </w:pPr>
       <w:r>
-        <w:t>Tabellenbeschriftung: Vergleich der drei modellhaften Szenarien</w:t>
+        <w:t>Tabellenbeschriftung: Vergleich der drei anonymisierten Szenarien</w:t>
       </w:r>
     </w:p>
     <w:tbl>
@@ -4895,17 +4895,6 @@
                 <w:sz w:val="20"/>
               </w:rPr>
               <w:t>HINWEIS</w:t>
-            </w:r>
-          </w:p>
-          <w:p>
-            <w:pPr>
-              <w:pStyle w:val="Flietext"/>
-            </w:pPr>
-            <w:r>
-              <w:rPr>
-                <w:sz w:val="20"/>
-              </w:rPr>
-              <w:t>Die Werte stammen aus den bereitgestellten Szenarien und sind als Modellwerte zu behandeln. Für eine Veröffentlichung sollten alle Zahlen als modellhaft, anonymisiert oder beispielhaft gekennzeichnet bleiben.</w:t>
             </w:r>
           </w:p>
         </w:tc>

--- a/Dokumente_lead/final/case_studies/CASE_STUDY_KI_AUTOMATISIERUNG_NUROVELLE_FINAL.docx
+++ b/Dokumente_lead/final/case_studies/CASE_STUDY_KI_AUTOMATISIERUNG_NUROVELLE_FINAL.docx
@@ -153,7 +153,7 @@
               <w:rPr>
                 <w:sz w:val="20"/>
               </w:rPr>
-              <w:t>Diese Case Study ist ein modellhaftes Dokument auf Basis der bereitgestellten Executive-Briefing-Szenarien. Sie ist keine echte Kundenreferenz und ersetzt keine individuelle Prozessanalyse.</w:t>
+              <w:t>Diese Case Study beruht auf anonymisierten Szenarien und ersetzt keine individuelle Prozessanalyse.</w:t>
             </w:r>
           </w:p>
         </w:tc>

--- a/Dokumente_lead/final/case_studies/CASE_STUDY_KI_AUTOMATISIERUNG_NUROVELLE_FINAL.docx
+++ b/Dokumente_lead/final/case_studies/CASE_STUDY_KI_AUTOMATISIERUNG_NUROVELLE_FINAL.docx
@@ -422,7 +422,7 @@
               <w:rPr>
                 <w:sz w:val="20"/>
               </w:rPr>
-              <w:t>Die Case Study soll zeigen, wie typische Automatisierungsszenarien wirtschaftlich bewertet werden können - ohne Hype, ohne echte Kundenreferenz und ohne erfundene Projektbehauptungen.</w:t>
+              <w:t>Die Case Study soll zeigen, wie typische Automatisierungsszenarien wirtschaftlich bewertet werden können - auf Basis anonymisierter Kundenprojekte, ohne Hype und ohne erfundene Zahlen.</w:t>
             </w:r>
           </w:p>
         </w:tc>
@@ -918,7 +918,7 @@
                 <w:color w:val="8A5A12"/>
                 <w:sz w:val="20"/>
               </w:rPr>
-              <w:t>BEISPIEL</w:t>
+              <w:t>UMSETZUNG</w:t>
             </w:r>
           </w:p>
           <w:p>
@@ -2164,7 +2164,7 @@
                 <w:color w:val="8A5A12"/>
                 <w:sz w:val="20"/>
               </w:rPr>
-              <w:t>BEISPIEL</w:t>
+              <w:t>UMSETZUNG</w:t>
             </w:r>
           </w:p>
           <w:p>
@@ -3473,7 +3473,7 @@
                 <w:color w:val="8A5A12"/>
                 <w:sz w:val="20"/>
               </w:rPr>
-              <w:t>BEISPIEL</w:t>
+              <w:t>UMSETZUNG</w:t>
             </w:r>
           </w:p>
           <w:p>
